--- a/adel_abu_turekei_company_profile_ar.docx
+++ b/adel_abu_turekei_company_profile_ar.docx
@@ -32,8 +32,10 @@
         <w:bidi/>
         <w:spacing w:after="200"/>
         <w:rPr>
+          <w:rFonts w:hint="cs"/>
           <w:sz w:val="24"/>
           <w:szCs w:val="24"/>
+          <w:rtl/>
         </w:rPr>
       </w:pPr>
       <w:r>
@@ -52,6 +54,9 @@
           <w:bottom w:val="single" w:sz="10" w:space="10" w:color="D0D9E2"/>
         </w:pBdr>
       </w:pPr>
+      <w:r>
+        <w:t xml:space="preserve"> </w:t>
+      </w:r>
     </w:p>
     <w:p>
       <w:pPr>
@@ -955,7 +960,6 @@
     </w:p>
     <w:p>
       <w:pPr>
-        <w:jc w:val="right"/>
         <w:rPr>
           <w:rFonts w:cs="Arial"/>
           <w:szCs w:val="24"/>
@@ -969,16 +973,6 @@
         <w:rPr>
           <w:rFonts w:cs="Arial"/>
           <w:szCs w:val="24"/>
-          <w:rtl/>
-        </w:rPr>
-      </w:pPr>
-    </w:p>
-    <w:p>
-      <w:pPr>
-        <w:jc w:val="right"/>
-        <w:rPr>
-          <w:sz w:val="24"/>
-          <w:szCs w:val="24"/>
         </w:rPr>
       </w:pPr>
       <w:r>
@@ -989,6 +983,55 @@
         </w:rPr>
         <w:t>GlowLabs هو تطبيق سوق متعدد البائعين يضم شاشات لوحة تحكم حديثة وتجارب واجهات متجر وإدارة تجارة مبنية للاستخدام الفعلي</w:t>
       </w:r>
+    </w:p>
+    <w:p>
+      <w:pPr>
+        <w:jc w:val="right"/>
+        <w:rPr>
+          <w:rFonts w:cs="Arial"/>
+          <w:szCs w:val="24"/>
+        </w:rPr>
+      </w:pPr>
+      <w:r>
+        <w:rPr>
+          <w:rFonts w:cs="Arial" w:hint="cs"/>
+          <w:szCs w:val="24"/>
+          <w:rtl/>
+        </w:rPr>
+        <w:t>اضغط ع</w:t>
+      </w:r>
+      <w:r>
+        <w:rPr>
+          <w:rFonts w:cs="Arial" w:hint="cs"/>
+          <w:szCs w:val="24"/>
+          <w:rtl/>
+        </w:rPr>
+        <w:t>لى الرابط أدناه للذهاب الى الموقع</w:t>
+      </w:r>
+      <w:r>
+        <w:rPr>
+          <w:rFonts w:cs="Arial"/>
+          <w:szCs w:val="24"/>
+          <w:rtl/>
+        </w:rPr>
+        <w:br/>
+      </w:r>
+      <w:r>
+        <w:rPr>
+          <w:rFonts w:cs="Arial"/>
+          <w:szCs w:val="24"/>
+        </w:rPr>
+        <w:t>glowlabs.ae</w:t>
+      </w:r>
+    </w:p>
+    <w:p>
+      <w:pPr>
+        <w:jc w:val="right"/>
+        <w:rPr>
+          <w:sz w:val="24"/>
+          <w:szCs w:val="24"/>
+        </w:rPr>
+      </w:pPr>
     </w:p>
     <w:p>
       <w:pPr>
@@ -1004,7 +1047,6 @@
           <w:rFonts w:ascii="Arial" w:hAnsi="Arial" w:cs="Arial"/>
           <w:rtl/>
         </w:rPr>
-        <w:lastRenderedPageBreak/>
         <w:t>Nicosia Food</w:t>
       </w:r>
     </w:p>
@@ -1248,7 +1290,6 @@
           <w:rFonts w:ascii="Arial" w:hAnsi="Arial" w:cs="Arial"/>
           <w:rtl/>
         </w:rPr>
-        <w:lastRenderedPageBreak/>
         <w:t>Magellan</w:t>
       </w:r>
     </w:p>
@@ -1379,7 +1420,6 @@
           <w:szCs w:val="36"/>
           <w:rtl/>
         </w:rPr>
-        <w:lastRenderedPageBreak/>
         <w:t>الأسعار</w:t>
       </w:r>
     </w:p>
@@ -1804,8 +1844,14 @@
               </w:rPr>
               <w:t>ادارة صفحة سوشيال ميديا</w:t>
             </w:r>
-            <w:bookmarkStart w:id="0" w:name="_GoBack"/>
-            <w:bookmarkEnd w:id="0"/>
+            <w:r>
+              <w:rPr>
+                <w:rFonts w:cs="Arial"/>
+                <w:sz w:val="24"/>
+                <w:szCs w:val="24"/>
+              </w:rPr>
+              <w:t xml:space="preserve"> </w:t>
+            </w:r>
           </w:p>
         </w:tc>
         <w:tc>
@@ -1822,10 +1868,26 @@
             <w:pPr>
               <w:jc w:val="center"/>
               <w:rPr>
+                <w:rFonts w:cs="Arial" w:hint="cs"/>
+                <w:b/>
+                <w:rtl/>
+              </w:rPr>
+            </w:pPr>
+            <w:r>
+              <w:rPr>
                 <w:rFonts w:cs="Arial"/>
                 <w:b/>
               </w:rPr>
-            </w:pPr>
+              <w:t xml:space="preserve">1500 AED </w:t>
+            </w:r>
+            <w:r>
+              <w:rPr>
+                <w:rFonts w:cs="Arial" w:hint="cs"/>
+                <w:bCs/>
+                <w:rtl/>
+              </w:rPr>
+              <w:t>في الشهر</w:t>
+            </w:r>
           </w:p>
         </w:tc>
       </w:tr>
@@ -1845,12 +1907,36 @@
               <w:bidi/>
               <w:jc w:val="center"/>
               <w:rPr>
-                <w:rFonts w:cs="Arial"/>
+                <w:sz w:val="24"/>
+                <w:szCs w:val="24"/>
+              </w:rPr>
+            </w:pPr>
+            <w:r>
+              <w:rPr>
+                <w:rFonts w:cs="Arial" w:hint="cs"/>
                 <w:sz w:val="24"/>
                 <w:szCs w:val="24"/>
                 <w:rtl/>
               </w:rPr>
-            </w:pPr>
+              <w:t xml:space="preserve"> ادارة صفحة سوشيال ميديا</w:t>
+            </w:r>
+            <w:r>
+              <w:rPr>
+                <w:rFonts w:cs="Arial"/>
+                <w:sz w:val="24"/>
+                <w:szCs w:val="24"/>
+              </w:rPr>
+              <w:t xml:space="preserve"> </w:t>
+            </w:r>
+            <w:r>
+              <w:rPr>
+                <w:rFonts w:cs="Arial" w:hint="cs"/>
+                <w:sz w:val="24"/>
+                <w:szCs w:val="24"/>
+                <w:rtl/>
+              </w:rPr>
+              <w:t xml:space="preserve"> مع فيديوهات</w:t>
+            </w:r>
           </w:p>
         </w:tc>
         <w:tc>
@@ -1867,10 +1953,34 @@
             <w:pPr>
               <w:jc w:val="center"/>
               <w:rPr>
+                <w:rFonts w:cs="Arial" w:hint="cs"/>
+                <w:b/>
+                <w:rtl/>
+              </w:rPr>
+            </w:pPr>
+            <w:r>
+              <w:rPr>
+                <w:rFonts w:cs="Arial" w:hint="cs"/>
+                <w:bCs/>
+                <w:rtl/>
+              </w:rPr>
+              <w:t>2500</w:t>
+            </w:r>
+            <w:r>
+              <w:rPr>
                 <w:rFonts w:cs="Arial"/>
                 <w:b/>
               </w:rPr>
-            </w:pPr>
+              <w:t xml:space="preserve"> AED </w:t>
+            </w:r>
+            <w:r>
+              <w:rPr>
+                <w:rFonts w:cs="Arial" w:hint="cs"/>
+                <w:bCs/>
+                <w:rtl/>
+              </w:rPr>
+              <w:t>في الشهر</w:t>
+            </w:r>
           </w:p>
         </w:tc>
       </w:tr>
@@ -1879,9 +1989,566 @@
       <w:pPr>
         <w:bidi/>
         <w:rPr>
+          <w:rFonts w:cs="Arial" w:hint="cs"/>
+          <w:sz w:val="28"/>
+          <w:szCs w:val="28"/>
+          <w:rtl/>
+        </w:rPr>
+      </w:pPr>
+    </w:p>
+    <w:p>
+      <w:pPr>
+        <w:pStyle w:val="Heading1"/>
+        <w:bidi/>
+        <w:rPr>
+          <w:color w:val="262626" w:themeColor="text1" w:themeTint="D9"/>
+          <w:sz w:val="44"/>
+          <w:szCs w:val="36"/>
+        </w:rPr>
+      </w:pPr>
+      <w:r>
+        <w:rPr>
+          <w:rFonts w:ascii="Arial" w:hAnsi="Arial" w:cs="Arial" w:hint="cs"/>
+          <w:color w:val="262626" w:themeColor="text1" w:themeTint="D9"/>
+          <w:sz w:val="40"/>
+          <w:szCs w:val="36"/>
+          <w:rtl/>
+        </w:rPr>
+        <w:t>أسعار التصميم</w:t>
+      </w:r>
+    </w:p>
+    <w:p>
+      <w:pPr>
+        <w:jc w:val="right"/>
+        <w:rPr>
           <w:rFonts w:cs="Arial"/>
           <w:sz w:val="28"/>
           <w:szCs w:val="28"/>
+          <w:rtl/>
+        </w:rPr>
+      </w:pPr>
+      <w:r>
+        <w:rPr>
+          <w:rFonts w:cs="Arial"/>
+          <w:sz w:val="28"/>
+          <w:szCs w:val="28"/>
+          <w:rtl/>
+        </w:rPr>
+        <w:t>تصميم شعار (لوجو) احترافي</w:t>
+      </w:r>
+    </w:p>
+    <w:p>
+      <w:pPr>
+        <w:jc w:val="right"/>
+        <w:rPr>
+          <w:rFonts w:cs="Arial"/>
+          <w:sz w:val="28"/>
+          <w:szCs w:val="28"/>
+          <w:rtl/>
+        </w:rPr>
+      </w:pPr>
+      <w:r>
+        <w:rPr>
+          <w:rFonts w:cs="Arial"/>
+          <w:sz w:val="28"/>
+          <w:szCs w:val="28"/>
+          <w:rtl/>
+        </w:rPr>
+        <w:t>تقديم 3 أفكار مبدئية</w:t>
+      </w:r>
+      <w:r>
+        <w:rPr>
+          <w:rFonts w:cs="Arial" w:hint="cs"/>
+          <w:sz w:val="28"/>
+          <w:szCs w:val="28"/>
+          <w:rtl/>
+        </w:rPr>
+        <w:t>.</w:t>
+      </w:r>
+    </w:p>
+    <w:p>
+      <w:pPr>
+        <w:jc w:val="right"/>
+        <w:rPr>
+          <w:rFonts w:cs="Arial"/>
+          <w:sz w:val="28"/>
+          <w:szCs w:val="28"/>
+          <w:rtl/>
+        </w:rPr>
+      </w:pPr>
+      <w:r>
+        <w:rPr>
+          <w:rFonts w:cs="Arial"/>
+          <w:sz w:val="28"/>
+          <w:szCs w:val="28"/>
+          <w:rtl/>
+        </w:rPr>
+        <w:t>التعديلات اللازمة حتى اعتماد التصميم</w:t>
+      </w:r>
+      <w:r>
+        <w:rPr>
+          <w:rFonts w:cs="Arial" w:hint="cs"/>
+          <w:sz w:val="28"/>
+          <w:szCs w:val="28"/>
+          <w:rtl/>
+        </w:rPr>
+        <w:t>.</w:t>
+      </w:r>
+    </w:p>
+    <w:p>
+      <w:pPr>
+        <w:jc w:val="right"/>
+        <w:rPr>
+          <w:rFonts w:cs="Arial"/>
+          <w:sz w:val="28"/>
+          <w:szCs w:val="28"/>
+          <w:rtl/>
+        </w:rPr>
+      </w:pPr>
+      <w:r>
+        <w:rPr>
+          <w:rFonts w:cs="Arial"/>
+          <w:sz w:val="28"/>
+          <w:szCs w:val="28"/>
+          <w:rtl/>
+        </w:rPr>
+        <w:t>تسليم جميع الملفات النهائية بصيغ</w:t>
+      </w:r>
+      <w:r>
+        <w:rPr>
+          <w:rFonts w:cs="Arial" w:hint="cs"/>
+          <w:sz w:val="28"/>
+          <w:szCs w:val="28"/>
+          <w:rtl/>
+        </w:rPr>
+        <w:t>:-</w:t>
+      </w:r>
+      <w:r>
+        <w:rPr>
+          <w:rFonts w:cs="Arial"/>
+          <w:sz w:val="28"/>
+          <w:szCs w:val="28"/>
+          <w:rtl/>
+        </w:rPr>
+        <w:br/>
+      </w:r>
+      <w:r>
+        <w:rPr>
+          <w:rFonts w:cs="Arial"/>
+          <w:sz w:val="28"/>
+          <w:szCs w:val="28"/>
+        </w:rPr>
+        <w:t>(AI - PDF - PNG - JPG)</w:t>
+      </w:r>
+    </w:p>
+    <w:p>
+      <w:pPr>
+        <w:jc w:val="right"/>
+        <w:rPr>
+          <w:rFonts w:cs="Arial"/>
+          <w:sz w:val="28"/>
+          <w:szCs w:val="28"/>
+          <w:rtl/>
+        </w:rPr>
+      </w:pPr>
+      <w:r>
+        <w:rPr>
+          <w:rFonts w:cs="Arial"/>
+          <w:sz w:val="28"/>
+          <w:szCs w:val="28"/>
+          <w:rtl/>
+        </w:rPr>
+        <w:t>تصميم ملف تعريفي للشركة</w:t>
+      </w:r>
+      <w:r>
+        <w:rPr>
+          <w:rFonts w:cs="Arial"/>
+          <w:sz w:val="28"/>
+          <w:szCs w:val="28"/>
+        </w:rPr>
+        <w:t xml:space="preserve"> (Company Profile)</w:t>
+      </w:r>
+    </w:p>
+    <w:p>
+      <w:pPr>
+        <w:jc w:val="right"/>
+        <w:rPr>
+          <w:rFonts w:cs="Arial"/>
+          <w:sz w:val="28"/>
+          <w:szCs w:val="28"/>
+          <w:rtl/>
+        </w:rPr>
+      </w:pPr>
+      <w:r>
+        <w:rPr>
+          <w:rFonts w:cs="Arial"/>
+          <w:sz w:val="28"/>
+          <w:szCs w:val="28"/>
+          <w:rtl/>
+        </w:rPr>
+        <w:t>تصميم احترافي متوافق مع هوية الشركة</w:t>
+      </w:r>
+      <w:r>
+        <w:rPr>
+          <w:rFonts w:cs="Arial" w:hint="cs"/>
+          <w:sz w:val="28"/>
+          <w:szCs w:val="28"/>
+          <w:rtl/>
+        </w:rPr>
+        <w:t>.</w:t>
+      </w:r>
+    </w:p>
+    <w:p>
+      <w:pPr>
+        <w:jc w:val="right"/>
+        <w:rPr>
+          <w:rFonts w:cs="Arial"/>
+          <w:sz w:val="28"/>
+          <w:szCs w:val="28"/>
+          <w:rtl/>
+        </w:rPr>
+      </w:pPr>
+      <w:r>
+        <w:rPr>
+          <w:rFonts w:cs="Arial"/>
+          <w:sz w:val="28"/>
+          <w:szCs w:val="28"/>
+          <w:rtl/>
+        </w:rPr>
+        <w:t>تجهيز الملف للطباعة والاستخدام الرقمي</w:t>
+      </w:r>
+      <w:r>
+        <w:rPr>
+          <w:rFonts w:cs="Arial" w:hint="cs"/>
+          <w:sz w:val="28"/>
+          <w:szCs w:val="28"/>
+          <w:rtl/>
+        </w:rPr>
+        <w:t>.</w:t>
+      </w:r>
+    </w:p>
+    <w:p>
+      <w:pPr>
+        <w:jc w:val="right"/>
+        <w:rPr>
+          <w:rFonts w:cs="Arial"/>
+          <w:sz w:val="28"/>
+          <w:szCs w:val="28"/>
+          <w:rtl/>
+        </w:rPr>
+      </w:pPr>
+      <w:r>
+        <w:rPr>
+          <w:rFonts w:cs="Arial"/>
+          <w:sz w:val="28"/>
+          <w:szCs w:val="28"/>
+          <w:rtl/>
+        </w:rPr>
+        <w:t>حتى 12 صفحة</w:t>
+      </w:r>
+      <w:r>
+        <w:rPr>
+          <w:rFonts w:cs="Arial" w:hint="cs"/>
+          <w:sz w:val="28"/>
+          <w:szCs w:val="28"/>
+          <w:rtl/>
+        </w:rPr>
+        <w:t>.</w:t>
+      </w:r>
+    </w:p>
+    <w:p>
+      <w:pPr>
+        <w:jc w:val="right"/>
+        <w:rPr>
+          <w:rFonts w:cs="Arial"/>
+          <w:sz w:val="28"/>
+          <w:szCs w:val="28"/>
+          <w:rtl/>
+        </w:rPr>
+      </w:pPr>
+      <w:r>
+        <w:rPr>
+          <w:rFonts w:cs="Arial"/>
+          <w:sz w:val="28"/>
+          <w:szCs w:val="28"/>
+          <w:rtl/>
+        </w:rPr>
+        <w:t>تصميم كارت شخصي</w:t>
+      </w:r>
+      <w:r>
+        <w:rPr>
+          <w:rFonts w:cs="Arial"/>
+          <w:sz w:val="28"/>
+          <w:szCs w:val="28"/>
+        </w:rPr>
+        <w:t xml:space="preserve"> (Business Card)</w:t>
+      </w:r>
+    </w:p>
+    <w:p>
+      <w:pPr>
+        <w:jc w:val="right"/>
+        <w:rPr>
+          <w:rFonts w:cs="Arial"/>
+          <w:sz w:val="28"/>
+          <w:szCs w:val="28"/>
+          <w:rtl/>
+        </w:rPr>
+      </w:pPr>
+      <w:r>
+        <w:rPr>
+          <w:rFonts w:cs="Arial"/>
+          <w:sz w:val="28"/>
+          <w:szCs w:val="28"/>
+          <w:rtl/>
+        </w:rPr>
+        <w:t>تصميم وجهين</w:t>
+      </w:r>
+      <w:r>
+        <w:rPr>
+          <w:rFonts w:cs="Arial" w:hint="cs"/>
+          <w:sz w:val="28"/>
+          <w:szCs w:val="28"/>
+          <w:rtl/>
+        </w:rPr>
+        <w:t>.</w:t>
+      </w:r>
+    </w:p>
+    <w:p>
+      <w:pPr>
+        <w:jc w:val="right"/>
+        <w:rPr>
+          <w:rFonts w:cs="Arial" w:hint="cs"/>
+          <w:sz w:val="28"/>
+          <w:szCs w:val="28"/>
+          <w:rtl/>
+        </w:rPr>
+      </w:pPr>
+      <w:r>
+        <w:rPr>
+          <w:rFonts w:cs="Arial"/>
+          <w:sz w:val="28"/>
+          <w:szCs w:val="28"/>
+          <w:rtl/>
+        </w:rPr>
+        <w:lastRenderedPageBreak/>
+        <w:t>ملف جاهز للطباعة</w:t>
+      </w:r>
+      <w:r>
+        <w:rPr>
+          <w:rFonts w:cs="Arial" w:hint="cs"/>
+          <w:sz w:val="28"/>
+          <w:szCs w:val="28"/>
+          <w:rtl/>
+        </w:rPr>
+        <w:t>.</w:t>
+      </w:r>
+    </w:p>
+    <w:p>
+      <w:pPr>
+        <w:jc w:val="right"/>
+        <w:rPr>
+          <w:rFonts w:cs="Arial"/>
+          <w:sz w:val="28"/>
+          <w:szCs w:val="28"/>
+          <w:rtl/>
+        </w:rPr>
+      </w:pPr>
+    </w:p>
+    <w:p>
+      <w:pPr>
+        <w:jc w:val="right"/>
+        <w:rPr>
+          <w:rFonts w:cs="Arial"/>
+          <w:sz w:val="28"/>
+          <w:szCs w:val="28"/>
+          <w:rtl/>
+        </w:rPr>
+      </w:pPr>
+      <w:r>
+        <w:rPr>
+          <w:rFonts w:cs="Arial"/>
+          <w:sz w:val="28"/>
+          <w:szCs w:val="28"/>
+          <w:rtl/>
+        </w:rPr>
+        <w:t xml:space="preserve">إجمالي قيمة المشروع: </w:t>
+      </w:r>
+      <w:r>
+        <w:rPr>
+          <w:rFonts w:cs="Arial"/>
+          <w:b/>
+          <w:bCs/>
+          <w:sz w:val="28"/>
+          <w:szCs w:val="28"/>
+          <w:rtl/>
+        </w:rPr>
+        <w:t>1000</w:t>
+      </w:r>
+      <w:r>
+        <w:rPr>
+          <w:rFonts w:cs="Arial"/>
+          <w:sz w:val="28"/>
+          <w:szCs w:val="28"/>
+          <w:rtl/>
+        </w:rPr>
+        <w:t xml:space="preserve"> درهم إماراتي</w:t>
+      </w:r>
+    </w:p>
+    <w:p>
+      <w:pPr>
+        <w:jc w:val="right"/>
+        <w:rPr>
+          <w:rFonts w:cs="Arial"/>
+          <w:sz w:val="28"/>
+          <w:szCs w:val="28"/>
+          <w:rtl/>
+        </w:rPr>
+      </w:pPr>
+    </w:p>
+    <w:p>
+      <w:pPr>
+        <w:jc w:val="right"/>
+        <w:rPr>
+          <w:rFonts w:cs="Arial"/>
+          <w:sz w:val="28"/>
+          <w:szCs w:val="28"/>
+          <w:rtl/>
+        </w:rPr>
+      </w:pPr>
+      <w:r>
+        <w:rPr>
+          <w:rFonts w:cs="Arial"/>
+          <w:sz w:val="28"/>
+          <w:szCs w:val="28"/>
+          <w:rtl/>
+        </w:rPr>
+        <w:t>مدة التنفيذ: من 7 إلى 10 أيام عمل</w:t>
+      </w:r>
+      <w:r>
+        <w:rPr>
+          <w:rFonts w:cs="Arial" w:hint="cs"/>
+          <w:sz w:val="28"/>
+          <w:szCs w:val="28"/>
+          <w:rtl/>
+        </w:rPr>
+        <w:t>.</w:t>
+      </w:r>
+    </w:p>
+    <w:p>
+      <w:pPr>
+        <w:jc w:val="right"/>
+        <w:rPr>
+          <w:rFonts w:cs="Arial"/>
+          <w:sz w:val="28"/>
+          <w:szCs w:val="28"/>
+          <w:rtl/>
+        </w:rPr>
+      </w:pPr>
+    </w:p>
+    <w:p>
+      <w:pPr>
+        <w:jc w:val="right"/>
+        <w:rPr>
+          <w:rFonts w:cs="Arial"/>
+          <w:sz w:val="28"/>
+          <w:szCs w:val="28"/>
+          <w:rtl/>
+        </w:rPr>
+      </w:pPr>
+      <w:r>
+        <w:rPr>
+          <w:rFonts w:cs="Arial"/>
+          <w:sz w:val="28"/>
+          <w:szCs w:val="28"/>
+          <w:rtl/>
+        </w:rPr>
+        <w:t>طريقة الدفع</w:t>
+      </w:r>
+      <w:r>
+        <w:rPr>
+          <w:rFonts w:cs="Arial" w:hint="cs"/>
+          <w:sz w:val="28"/>
+          <w:szCs w:val="28"/>
+          <w:rtl/>
+        </w:rPr>
+        <w:t>:</w:t>
+      </w:r>
+    </w:p>
+    <w:p>
+      <w:pPr>
+        <w:jc w:val="right"/>
+        <w:rPr>
+          <w:rFonts w:cs="Arial"/>
+          <w:sz w:val="28"/>
+          <w:szCs w:val="28"/>
+          <w:rtl/>
+        </w:rPr>
+      </w:pPr>
+      <w:r>
+        <w:rPr>
+          <w:rFonts w:cs="Arial" w:hint="cs"/>
+          <w:sz w:val="28"/>
+          <w:szCs w:val="28"/>
+          <w:rtl/>
+        </w:rPr>
+        <w:t xml:space="preserve"> </w:t>
+      </w:r>
+      <w:r>
+        <w:rPr>
+          <w:rFonts w:cs="Arial"/>
+          <w:sz w:val="28"/>
+          <w:szCs w:val="28"/>
+          <w:rtl/>
+        </w:rPr>
+        <w:t>دفعة مقدمة لبدء العمل</w:t>
+      </w:r>
+      <w:r>
+        <w:rPr>
+          <w:rFonts w:cs="Arial" w:hint="cs"/>
+          <w:sz w:val="28"/>
+          <w:szCs w:val="28"/>
+          <w:rtl/>
+        </w:rPr>
+        <w:t xml:space="preserve">. </w:t>
+      </w:r>
+      <w:r>
+        <w:rPr>
+          <w:rFonts w:cs="Arial"/>
+          <w:sz w:val="28"/>
+          <w:szCs w:val="28"/>
+        </w:rPr>
+        <w:t>50%</w:t>
+      </w:r>
+    </w:p>
+    <w:p>
+      <w:pPr>
+        <w:bidi/>
+        <w:jc w:val="both"/>
+        <w:rPr>
+          <w:rFonts w:cs="Arial" w:hint="cs"/>
+          <w:sz w:val="28"/>
+          <w:szCs w:val="28"/>
+          <w:rtl/>
+        </w:rPr>
+      </w:pPr>
+      <w:r>
+        <w:rPr>
+          <w:rFonts w:cs="Arial"/>
+          <w:sz w:val="28"/>
+          <w:szCs w:val="28"/>
+          <w:rtl/>
+        </w:rPr>
+        <w:t>50% عند تسليم الملفات النهائية.</w:t>
+      </w:r>
+    </w:p>
+    <w:p>
+      <w:pPr>
+        <w:bidi/>
+        <w:rPr>
+          <w:rFonts w:cs="Arial" w:hint="cs"/>
+          <w:sz w:val="28"/>
+          <w:szCs w:val="28"/>
+          <w:rtl/>
         </w:rPr>
       </w:pPr>
     </w:p>
@@ -1929,13 +2596,16 @@
         <w:bidi/>
         <w:rPr>
           <w:color w:val="262626" w:themeColor="text1" w:themeTint="D9"/>
+          <w:sz w:val="44"/>
+          <w:szCs w:val="36"/>
         </w:rPr>
       </w:pPr>
       <w:r>
         <w:rPr>
           <w:rFonts w:ascii="Arial" w:hAnsi="Arial" w:cs="Arial"/>
           <w:color w:val="262626" w:themeColor="text1" w:themeTint="D9"/>
-          <w:sz w:val="32"/>
+          <w:sz w:val="40"/>
+          <w:szCs w:val="36"/>
           <w:rtl/>
         </w:rPr>
         <w:t>بيانات التواصل</w:t>
@@ -2083,6 +2753,74 @@
         </w:rPr>
         <w:t>+971-525-503-376</w:t>
       </w:r>
+      <w:r>
+        <w:rPr>
+          <w:rFonts w:cs="Arial" w:hint="cs"/>
+          <w:rtl/>
+        </w:rPr>
+        <w:br/>
+      </w:r>
+      <w:r>
+        <w:rPr>
+          <w:rFonts w:cs="Arial"/>
+          <w:rtl/>
+        </w:rPr>
+        <w:br/>
+      </w:r>
+      <w:r>
+        <w:rPr>
+          <w:rFonts w:cs="Arial" w:hint="cs"/>
+          <w:b/>
+          <w:color w:val="262626" w:themeColor="text1" w:themeTint="D9"/>
+          <w:sz w:val="28"/>
+          <w:szCs w:val="28"/>
+          <w:rtl/>
+        </w:rPr>
+        <w:t>الموقع الالكتروني</w:t>
+      </w:r>
+      <w:r>
+        <w:rPr>
+          <w:rFonts w:cs="Arial"/>
+          <w:b/>
+          <w:color w:val="262626" w:themeColor="text1" w:themeTint="D9"/>
+          <w:sz w:val="28"/>
+          <w:szCs w:val="28"/>
+          <w:rtl/>
+        </w:rPr>
+        <w:br/>
+      </w:r>
+      <w:hyperlink r:id="rId11" w:history="1">
+        <w:r>
+          <w:rPr>
+            <w:rStyle w:val="Hyperlink"/>
+          </w:rPr>
+          <w:t>ADEL A</w:t>
+        </w:r>
+        <w:bookmarkStart w:id="0" w:name="_GoBack"/>
+        <w:bookmarkEnd w:id="0"/>
+        <w:r>
+          <w:rPr>
+            <w:rStyle w:val="Hyperlink"/>
+          </w:rPr>
+          <w:t>B</w:t>
+        </w:r>
+        <w:r>
+          <w:rPr>
+            <w:rStyle w:val="Hyperlink"/>
+          </w:rPr>
+          <w:t xml:space="preserve">U TUREKEI </w:t>
+        </w:r>
+        <w:proofErr w:type="spellStart"/>
+        <w:proofErr w:type="gramStart"/>
+        <w:r>
+          <w:rPr>
+            <w:rStyle w:val="Hyperlink"/>
+          </w:rPr>
+          <w:t>inc</w:t>
+        </w:r>
+        <w:proofErr w:type="spellEnd"/>
+        <w:proofErr w:type="gramEnd"/>
+      </w:hyperlink>
     </w:p>
     <w:p>
       <w:pPr>
@@ -13495,6 +14233,30 @@
       <w:szCs w:val="16"/>
     </w:rPr>
   </w:style>
+  <w:style w:type="character" w:styleId="Hyperlink">
+    <w:name w:val="Hyperlink"/>
+    <w:basedOn w:val="DefaultParagraphFont"/>
+    <w:uiPriority w:val="99"/>
+    <w:semiHidden/>
+    <w:unhideWhenUsed/>
+    <w:rsid w:val="002115C7"/>
+    <w:rPr>
+      <w:color w:val="0000FF"/>
+      <w:u w:val="single"/>
+    </w:rPr>
+  </w:style>
+  <w:style w:type="character" w:styleId="FollowedHyperlink">
+    <w:name w:val="FollowedHyperlink"/>
+    <w:basedOn w:val="DefaultParagraphFont"/>
+    <w:uiPriority w:val="99"/>
+    <w:semiHidden/>
+    <w:unhideWhenUsed/>
+    <w:rsid w:val="002115C7"/>
+    <w:rPr>
+      <w:color w:val="800080" w:themeColor="followedHyperlink"/>
+      <w:u w:val="single"/>
+    </w:rPr>
+  </w:style>
 </w:styles>
 </file>
 
@@ -24684,6 +25446,30 @@
       <w:color w:val="202D3A"/>
       <w:sz w:val="16"/>
       <w:szCs w:val="16"/>
+    </w:rPr>
+  </w:style>
+  <w:style w:type="character" w:styleId="Hyperlink">
+    <w:name w:val="Hyperlink"/>
+    <w:basedOn w:val="DefaultParagraphFont"/>
+    <w:uiPriority w:val="99"/>
+    <w:semiHidden/>
+    <w:unhideWhenUsed/>
+    <w:rsid w:val="002115C7"/>
+    <w:rPr>
+      <w:color w:val="0000FF"/>
+      <w:u w:val="single"/>
+    </w:rPr>
+  </w:style>
+  <w:style w:type="character" w:styleId="FollowedHyperlink">
+    <w:name w:val="FollowedHyperlink"/>
+    <w:basedOn w:val="DefaultParagraphFont"/>
+    <w:uiPriority w:val="99"/>
+    <w:semiHidden/>
+    <w:unhideWhenUsed/>
+    <w:rsid w:val="002115C7"/>
+    <w:rPr>
+      <w:color w:val="800080" w:themeColor="followedHyperlink"/>
+      <w:u w:val="single"/>
     </w:rPr>
   </w:style>
 </w:styles>
@@ -25014,7 +25800,7 @@
 </file>
 
 <file path=customXml/itemProps1.xml><?xml version="1.0" encoding="utf-8"?>
-<ds:datastoreItem xmlns:ds="http://schemas.openxmlformats.org/officeDocument/2006/customXml" ds:itemID="{159726F1-881D-49F8-9BC8-BCF1E9835AE3}">
+<ds:datastoreItem xmlns:ds="http://schemas.openxmlformats.org/officeDocument/2006/customXml" ds:itemID="{494D8753-780D-4F76-B27F-2E996AEBF2B6}">
   <ds:schemaRefs>
     <ds:schemaRef ds:uri="http://schemas.openxmlformats.org/officeDocument/2006/bibliography"/>
   </ds:schemaRefs>
